--- a/link_eshopworld/Documentation/eShopWorld_Promotions_Integration.docx
+++ b/link_eshopworld/Documentation/eShopWorld_Promotions_Integration.docx
@@ -325,14 +325,7 @@
                                     <w:sz w:val="20"/>
                                     <w:szCs w:val="20"/>
                                   </w:rPr>
-                                  <w:t>7</w:t>
-                                </w:r>
-                                <w:r>
-                                  <w:rPr>
-                                    <w:sz w:val="20"/>
-                                    <w:szCs w:val="20"/>
-                                  </w:rPr>
-                                  <w:t>.1</w:t>
+                                  <w:t>9</w:t>
                                 </w:r>
                               </w:p>
                               <w:p>
@@ -364,7 +357,7 @@
                                     <w:sz w:val="20"/>
                                     <w:szCs w:val="20"/>
                                   </w:rPr>
-                                  <w:t>July</w:t>
+                                  <w:t>October</w:t>
                                 </w:r>
                                 <w:r>
                                   <w:rPr>
@@ -463,14 +456,7 @@
                               <w:sz w:val="20"/>
                               <w:szCs w:val="20"/>
                             </w:rPr>
-                            <w:t>7</w:t>
-                          </w:r>
-                          <w:r>
-                            <w:rPr>
-                              <w:sz w:val="20"/>
-                              <w:szCs w:val="20"/>
-                            </w:rPr>
-                            <w:t>.1</w:t>
+                            <w:t>9</w:t>
                           </w:r>
                         </w:p>
                         <w:p>
@@ -502,7 +488,7 @@
                               <w:sz w:val="20"/>
                               <w:szCs w:val="20"/>
                             </w:rPr>
-                            <w:t>July</w:t>
+                            <w:t>October</w:t>
                           </w:r>
                           <w:r>
                             <w:rPr>
@@ -9124,7 +9110,6 @@
   <w:style w:type="character" w:default="1" w:styleId="DefaultParagraphFont">
     <w:name w:val="Default Paragraph Font"/>
     <w:uiPriority w:val="1"/>
-    <w:semiHidden/>
     <w:unhideWhenUsed/>
   </w:style>
   <w:style w:type="table" w:default="1" w:styleId="TableNormal">

--- a/link_eshopworld/Documentation/eShopWorld_Promotions_Integration.docx
+++ b/link_eshopworld/Documentation/eShopWorld_Promotions_Integration.docx
@@ -318,14 +318,14 @@
                                     <w:sz w:val="20"/>
                                     <w:szCs w:val="20"/>
                                   </w:rPr>
-                                  <w:t>: 4.</w:t>
+                                  <w:t xml:space="preserve">: </w:t>
                                 </w:r>
                                 <w:r>
                                   <w:rPr>
                                     <w:sz w:val="20"/>
                                     <w:szCs w:val="20"/>
                                   </w:rPr>
-                                  <w:t>9</w:t>
+                                  <w:t>5.0.0</w:t>
                                 </w:r>
                               </w:p>
                               <w:p>
@@ -357,14 +357,21 @@
                                     <w:sz w:val="20"/>
                                     <w:szCs w:val="20"/>
                                   </w:rPr>
-                                  <w:t>October</w:t>
+                                  <w:t>February</w:t>
                                 </w:r>
                                 <w:r>
                                   <w:rPr>
                                     <w:sz w:val="20"/>
                                     <w:szCs w:val="20"/>
                                   </w:rPr>
-                                  <w:t xml:space="preserve"> 2025</w:t>
+                                  <w:t xml:space="preserve"> 202</w:t>
+                                </w:r>
+                                <w:r>
+                                  <w:rPr>
+                                    <w:sz w:val="20"/>
+                                    <w:szCs w:val="20"/>
+                                  </w:rPr>
+                                  <w:t>6</w:t>
                                 </w:r>
                               </w:p>
                               <w:p>
@@ -386,7 +393,7 @@
                                   <w:rPr>
                                     <w:rStyle w:val="span"/>
                                   </w:rPr>
-                                  <w:t>5</w:t>
+                                  <w:t>6</w:t>
                                 </w:r>
                                 <w:r>
                                   <w:rPr>
@@ -449,14 +456,14 @@
                               <w:sz w:val="20"/>
                               <w:szCs w:val="20"/>
                             </w:rPr>
-                            <w:t>: 4.</w:t>
+                            <w:t xml:space="preserve">: </w:t>
                           </w:r>
                           <w:r>
                             <w:rPr>
                               <w:sz w:val="20"/>
                               <w:szCs w:val="20"/>
                             </w:rPr>
-                            <w:t>9</w:t>
+                            <w:t>5.0.0</w:t>
                           </w:r>
                         </w:p>
                         <w:p>
@@ -488,14 +495,21 @@
                               <w:sz w:val="20"/>
                               <w:szCs w:val="20"/>
                             </w:rPr>
-                            <w:t>October</w:t>
+                            <w:t>February</w:t>
                           </w:r>
                           <w:r>
                             <w:rPr>
                               <w:sz w:val="20"/>
                               <w:szCs w:val="20"/>
                             </w:rPr>
-                            <w:t xml:space="preserve"> 2025</w:t>
+                            <w:t xml:space="preserve"> 202</w:t>
+                          </w:r>
+                          <w:r>
+                            <w:rPr>
+                              <w:sz w:val="20"/>
+                              <w:szCs w:val="20"/>
+                            </w:rPr>
+                            <w:t>6</w:t>
                           </w:r>
                         </w:p>
                         <w:p>
@@ -517,7 +531,7 @@
                             <w:rPr>
                               <w:rStyle w:val="span"/>
                             </w:rPr>
-                            <w:t>5</w:t>
+                            <w:t>6</w:t>
                           </w:r>
                           <w:r>
                             <w:rPr>
@@ -9110,6 +9124,7 @@
   <w:style w:type="character" w:default="1" w:styleId="DefaultParagraphFont">
     <w:name w:val="Default Paragraph Font"/>
     <w:uiPriority w:val="1"/>
+    <w:semiHidden/>
     <w:unhideWhenUsed/>
   </w:style>
   <w:style w:type="table" w:default="1" w:styleId="TableNormal">

--- a/link_eshopworld/Documentation/eShopWorld_Promotions_Integration.docx
+++ b/link_eshopworld/Documentation/eShopWorld_Promotions_Integration.docx
@@ -318,21 +318,14 @@
                                     <w:sz w:val="20"/>
                                     <w:szCs w:val="20"/>
                                   </w:rPr>
-                                  <w:t>: 4.</w:t>
+                                  <w:t xml:space="preserve">: </w:t>
                                 </w:r>
                                 <w:r>
                                   <w:rPr>
                                     <w:sz w:val="20"/>
                                     <w:szCs w:val="20"/>
                                   </w:rPr>
-                                  <w:t>7</w:t>
-                                </w:r>
-                                <w:r>
-                                  <w:rPr>
-                                    <w:sz w:val="20"/>
-                                    <w:szCs w:val="20"/>
-                                  </w:rPr>
-                                  <w:t>.1</w:t>
+                                  <w:t>5.0.0</w:t>
                                 </w:r>
                               </w:p>
                               <w:p>
@@ -364,14 +357,21 @@
                                     <w:sz w:val="20"/>
                                     <w:szCs w:val="20"/>
                                   </w:rPr>
-                                  <w:t>July</w:t>
+                                  <w:t>February</w:t>
                                 </w:r>
                                 <w:r>
                                   <w:rPr>
                                     <w:sz w:val="20"/>
                                     <w:szCs w:val="20"/>
                                   </w:rPr>
-                                  <w:t xml:space="preserve"> 2025</w:t>
+                                  <w:t xml:space="preserve"> 202</w:t>
+                                </w:r>
+                                <w:r>
+                                  <w:rPr>
+                                    <w:sz w:val="20"/>
+                                    <w:szCs w:val="20"/>
+                                  </w:rPr>
+                                  <w:t>6</w:t>
                                 </w:r>
                               </w:p>
                               <w:p>
@@ -393,7 +393,7 @@
                                   <w:rPr>
                                     <w:rStyle w:val="span"/>
                                   </w:rPr>
-                                  <w:t>5</w:t>
+                                  <w:t>6</w:t>
                                 </w:r>
                                 <w:r>
                                   <w:rPr>
@@ -456,21 +456,14 @@
                               <w:sz w:val="20"/>
                               <w:szCs w:val="20"/>
                             </w:rPr>
-                            <w:t>: 4.</w:t>
+                            <w:t xml:space="preserve">: </w:t>
                           </w:r>
                           <w:r>
                             <w:rPr>
                               <w:sz w:val="20"/>
                               <w:szCs w:val="20"/>
                             </w:rPr>
-                            <w:t>7</w:t>
-                          </w:r>
-                          <w:r>
-                            <w:rPr>
-                              <w:sz w:val="20"/>
-                              <w:szCs w:val="20"/>
-                            </w:rPr>
-                            <w:t>.1</w:t>
+                            <w:t>5.0.0</w:t>
                           </w:r>
                         </w:p>
                         <w:p>
@@ -502,14 +495,21 @@
                               <w:sz w:val="20"/>
                               <w:szCs w:val="20"/>
                             </w:rPr>
-                            <w:t>July</w:t>
+                            <w:t>February</w:t>
                           </w:r>
                           <w:r>
                             <w:rPr>
                               <w:sz w:val="20"/>
                               <w:szCs w:val="20"/>
                             </w:rPr>
-                            <w:t xml:space="preserve"> 2025</w:t>
+                            <w:t xml:space="preserve"> 202</w:t>
+                          </w:r>
+                          <w:r>
+                            <w:rPr>
+                              <w:sz w:val="20"/>
+                              <w:szCs w:val="20"/>
+                            </w:rPr>
+                            <w:t>6</w:t>
                           </w:r>
                         </w:p>
                         <w:p>
@@ -531,7 +531,7 @@
                             <w:rPr>
                               <w:rStyle w:val="span"/>
                             </w:rPr>
-                            <w:t>5</w:t>
+                            <w:t>6</w:t>
                           </w:r>
                           <w:r>
                             <w:rPr>

--- a/link_eshopworld/Documentation/eShopWorld_Promotions_Integration.docx
+++ b/link_eshopworld/Documentation/eShopWorld_Promotions_Integration.docx
@@ -325,7 +325,21 @@
                                     <w:sz w:val="20"/>
                                     <w:szCs w:val="20"/>
                                   </w:rPr>
-                                  <w:t>5.0.0</w:t>
+                                  <w:t>5.</w:t>
+                                </w:r>
+                                <w:r>
+                                  <w:rPr>
+                                    <w:sz w:val="20"/>
+                                    <w:szCs w:val="20"/>
+                                  </w:rPr>
+                                  <w:t>1</w:t>
+                                </w:r>
+                                <w:r>
+                                  <w:rPr>
+                                    <w:sz w:val="20"/>
+                                    <w:szCs w:val="20"/>
+                                  </w:rPr>
+                                  <w:t>.0</w:t>
                                 </w:r>
                               </w:p>
                               <w:p>
@@ -357,7 +371,7 @@
                                     <w:sz w:val="20"/>
                                     <w:szCs w:val="20"/>
                                   </w:rPr>
-                                  <w:t>February</w:t>
+                                  <w:t>May</w:t>
                                 </w:r>
                                 <w:r>
                                   <w:rPr>
@@ -463,7 +477,21 @@
                               <w:sz w:val="20"/>
                               <w:szCs w:val="20"/>
                             </w:rPr>
-                            <w:t>5.0.0</w:t>
+                            <w:t>5.</w:t>
+                          </w:r>
+                          <w:r>
+                            <w:rPr>
+                              <w:sz w:val="20"/>
+                              <w:szCs w:val="20"/>
+                            </w:rPr>
+                            <w:t>1</w:t>
+                          </w:r>
+                          <w:r>
+                            <w:rPr>
+                              <w:sz w:val="20"/>
+                              <w:szCs w:val="20"/>
+                            </w:rPr>
+                            <w:t>.0</w:t>
                           </w:r>
                         </w:p>
                         <w:p>
@@ -495,7 +523,7 @@
                               <w:sz w:val="20"/>
                               <w:szCs w:val="20"/>
                             </w:rPr>
-                            <w:t>February</w:t>
+                            <w:t>May</w:t>
                           </w:r>
                           <w:r>
                             <w:rPr>

--- a/link_eshopworld/Documentation/eShopWorld_Promotions_Integration.docx
+++ b/link_eshopworld/Documentation/eShopWorld_Promotions_Integration.docx
@@ -339,7 +339,14 @@
                                     <w:sz w:val="20"/>
                                     <w:szCs w:val="20"/>
                                   </w:rPr>
-                                  <w:t>.0</w:t>
+                                  <w:t>.</w:t>
+                                </w:r>
+                                <w:r>
+                                  <w:rPr>
+                                    <w:sz w:val="20"/>
+                                    <w:szCs w:val="20"/>
+                                  </w:rPr>
+                                  <w:t>1</w:t>
                                 </w:r>
                               </w:p>
                               <w:p>
@@ -371,14 +378,21 @@
                                     <w:sz w:val="20"/>
                                     <w:szCs w:val="20"/>
                                   </w:rPr>
-                                  <w:t>May</w:t>
+                                  <w:t>June</w:t>
                                 </w:r>
                                 <w:r>
                                   <w:rPr>
                                     <w:sz w:val="20"/>
                                     <w:szCs w:val="20"/>
                                   </w:rPr>
-                                  <w:t xml:space="preserve"> 202</w:t>
+                                  <w:t xml:space="preserve"> </w:t>
+                                </w:r>
+                                <w:r>
+                                  <w:rPr>
+                                    <w:sz w:val="20"/>
+                                    <w:szCs w:val="20"/>
+                                  </w:rPr>
+                                  <w:t>202</w:t>
                                 </w:r>
                                 <w:r>
                                   <w:rPr>
@@ -491,7 +505,14 @@
                               <w:sz w:val="20"/>
                               <w:szCs w:val="20"/>
                             </w:rPr>
-                            <w:t>.0</w:t>
+                            <w:t>.</w:t>
+                          </w:r>
+                          <w:r>
+                            <w:rPr>
+                              <w:sz w:val="20"/>
+                              <w:szCs w:val="20"/>
+                            </w:rPr>
+                            <w:t>1</w:t>
                           </w:r>
                         </w:p>
                         <w:p>
@@ -523,14 +544,21 @@
                               <w:sz w:val="20"/>
                               <w:szCs w:val="20"/>
                             </w:rPr>
-                            <w:t>May</w:t>
+                            <w:t>June</w:t>
                           </w:r>
                           <w:r>
                             <w:rPr>
                               <w:sz w:val="20"/>
                               <w:szCs w:val="20"/>
                             </w:rPr>
-                            <w:t xml:space="preserve"> 202</w:t>
+                            <w:t xml:space="preserve"> </w:t>
+                          </w:r>
+                          <w:r>
+                            <w:rPr>
+                              <w:sz w:val="20"/>
+                              <w:szCs w:val="20"/>
+                            </w:rPr>
+                            <w:t>202</w:t>
                           </w:r>
                           <w:r>
                             <w:rPr>
@@ -9152,7 +9180,6 @@
   <w:style w:type="character" w:default="1" w:styleId="DefaultParagraphFont">
     <w:name w:val="Default Paragraph Font"/>
     <w:uiPriority w:val="1"/>
-    <w:semiHidden/>
     <w:unhideWhenUsed/>
   </w:style>
   <w:style w:type="table" w:default="1" w:styleId="TableNormal">

--- a/link_eshopworld/Documentation/eShopWorld_Promotions_Integration.docx
+++ b/link_eshopworld/Documentation/eShopWorld_Promotions_Integration.docx
@@ -325,7 +325,28 @@
                                     <w:sz w:val="20"/>
                                     <w:szCs w:val="20"/>
                                   </w:rPr>
-                                  <w:t>5.0.0</w:t>
+                                  <w:t>5.</w:t>
+                                </w:r>
+                                <w:r>
+                                  <w:rPr>
+                                    <w:sz w:val="20"/>
+                                    <w:szCs w:val="20"/>
+                                  </w:rPr>
+                                  <w:t>1</w:t>
+                                </w:r>
+                                <w:r>
+                                  <w:rPr>
+                                    <w:sz w:val="20"/>
+                                    <w:szCs w:val="20"/>
+                                  </w:rPr>
+                                  <w:t>.</w:t>
+                                </w:r>
+                                <w:r>
+                                  <w:rPr>
+                                    <w:sz w:val="20"/>
+                                    <w:szCs w:val="20"/>
+                                  </w:rPr>
+                                  <w:t>1</w:t>
                                 </w:r>
                               </w:p>
                               <w:p>
@@ -357,14 +378,21 @@
                                     <w:sz w:val="20"/>
                                     <w:szCs w:val="20"/>
                                   </w:rPr>
-                                  <w:t>February</w:t>
+                                  <w:t>June</w:t>
                                 </w:r>
                                 <w:r>
                                   <w:rPr>
                                     <w:sz w:val="20"/>
                                     <w:szCs w:val="20"/>
                                   </w:rPr>
-                                  <w:t xml:space="preserve"> 202</w:t>
+                                  <w:t xml:space="preserve"> </w:t>
+                                </w:r>
+                                <w:r>
+                                  <w:rPr>
+                                    <w:sz w:val="20"/>
+                                    <w:szCs w:val="20"/>
+                                  </w:rPr>
+                                  <w:t>202</w:t>
                                 </w:r>
                                 <w:r>
                                   <w:rPr>
@@ -463,7 +491,28 @@
                               <w:sz w:val="20"/>
                               <w:szCs w:val="20"/>
                             </w:rPr>
-                            <w:t>5.0.0</w:t>
+                            <w:t>5.</w:t>
+                          </w:r>
+                          <w:r>
+                            <w:rPr>
+                              <w:sz w:val="20"/>
+                              <w:szCs w:val="20"/>
+                            </w:rPr>
+                            <w:t>1</w:t>
+                          </w:r>
+                          <w:r>
+                            <w:rPr>
+                              <w:sz w:val="20"/>
+                              <w:szCs w:val="20"/>
+                            </w:rPr>
+                            <w:t>.</w:t>
+                          </w:r>
+                          <w:r>
+                            <w:rPr>
+                              <w:sz w:val="20"/>
+                              <w:szCs w:val="20"/>
+                            </w:rPr>
+                            <w:t>1</w:t>
                           </w:r>
                         </w:p>
                         <w:p>
@@ -495,14 +544,21 @@
                               <w:sz w:val="20"/>
                               <w:szCs w:val="20"/>
                             </w:rPr>
-                            <w:t>February</w:t>
+                            <w:t>June</w:t>
                           </w:r>
                           <w:r>
                             <w:rPr>
                               <w:sz w:val="20"/>
                               <w:szCs w:val="20"/>
                             </w:rPr>
-                            <w:t xml:space="preserve"> 202</w:t>
+                            <w:t xml:space="preserve"> </w:t>
+                          </w:r>
+                          <w:r>
+                            <w:rPr>
+                              <w:sz w:val="20"/>
+                              <w:szCs w:val="20"/>
+                            </w:rPr>
+                            <w:t>202</w:t>
                           </w:r>
                           <w:r>
                             <w:rPr>
@@ -9124,7 +9180,6 @@
   <w:style w:type="character" w:default="1" w:styleId="DefaultParagraphFont">
     <w:name w:val="Default Paragraph Font"/>
     <w:uiPriority w:val="1"/>
-    <w:semiHidden/>
     <w:unhideWhenUsed/>
   </w:style>
   <w:style w:type="table" w:default="1" w:styleId="TableNormal">
